--- a/Другое/2026/Конспекты/2. Этот неподражаемый Дживс/2. Прикольные выражения и новые слова.docx
+++ b/Другое/2026/Конспекты/2. Этот неподражаемый Дживс/2. Прикольные выражения и новые слова.docx
@@ -1,6 +1,6 @@
 
 <file path=word/document.xml><?xml version="1.0" encoding="utf-8"?>
-<w:document xmlns:wpc="http://schemas.microsoft.com/office/word/2010/wordprocessingCanvas" xmlns:cx="http://schemas.microsoft.com/office/drawing/2014/chartex" xmlns:mc="http://schemas.openxmlformats.org/markup-compatibility/2006" xmlns:o="urn:schemas-microsoft-com:office:office" xmlns:r="http://schemas.openxmlformats.org/officeDocument/2006/relationships" xmlns:m="http://schemas.openxmlformats.org/officeDocument/2006/math" xmlns:v="urn:schemas-microsoft-com:vml" xmlns:wp14="http://schemas.microsoft.com/office/word/2010/wordprocessingDrawing" xmlns:wp="http://schemas.openxmlformats.org/drawingml/2006/wordprocessingDrawing" xmlns:w10="urn:schemas-microsoft-com:office:word" xmlns:w="http://schemas.openxmlformats.org/wordprocessingml/2006/main" xmlns:w14="http://schemas.microsoft.com/office/word/2010/wordml" xmlns:w15="http://schemas.microsoft.com/office/word/2012/wordml" xmlns:w16se="http://schemas.microsoft.com/office/word/2015/wordml/symex" xmlns:wpg="http://schemas.microsoft.com/office/word/2010/wordprocessingGroup" xmlns:wpi="http://schemas.microsoft.com/office/word/2010/wordprocessingInk" xmlns:wne="http://schemas.microsoft.com/office/word/2006/wordml" xmlns:wps="http://schemas.microsoft.com/office/word/2010/wordprocessingShape" mc:Ignorable="w14 w15 w16se wp14">
+<w:document xmlns:ve="http://schemas.openxmlformats.org/markup-compatibility/2006" xmlns:o="urn:schemas-microsoft-com:office:office" xmlns:r="http://schemas.openxmlformats.org/officeDocument/2006/relationships" xmlns:m="http://schemas.openxmlformats.org/officeDocument/2006/math" xmlns:v="urn:schemas-microsoft-com:vml" xmlns:wp="http://schemas.openxmlformats.org/drawingml/2006/wordprocessingDrawing" xmlns:w10="urn:schemas-microsoft-com:office:word" xmlns:w="http://schemas.openxmlformats.org/wordprocessingml/2006/main" xmlns:wne="http://schemas.microsoft.com/office/word/2006/wordml">
   <w:body>
     <w:p>
       <w:pPr>
@@ -24,6 +24,7 @@
     </w:p>
     <w:p>
       <w:pPr>
+        <w:spacing w:after="0"/>
         <w:jc w:val="center"/>
         <w:rPr>
           <w:rFonts w:ascii="Times New Roman" w:hAnsi="Times New Roman" w:cs="Times New Roman"/>
@@ -73,6 +74,7 @@
           <w:ilvl w:val="0"/>
           <w:numId w:val="2"/>
         </w:numPr>
+        <w:ind w:left="0" w:firstLine="426"/>
         <w:jc w:val="both"/>
         <w:rPr>
           <w:rFonts w:ascii="Times New Roman" w:hAnsi="Times New Roman" w:cs="Times New Roman"/>
@@ -148,28 +150,22 @@
           <w:ilvl w:val="0"/>
           <w:numId w:val="2"/>
         </w:numPr>
+        <w:ind w:left="0" w:firstLine="426"/>
         <w:jc w:val="both"/>
         <w:rPr>
           <w:rFonts w:ascii="Times New Roman" w:hAnsi="Times New Roman" w:cs="Times New Roman"/>
-          <w:sz w:val="24"/>
-          <w:szCs w:val="24"/>
-        </w:rPr>
-      </w:pPr>
-      <w:r>
-        <w:rPr>
-          <w:rFonts w:ascii="Times New Roman" w:hAnsi="Times New Roman" w:cs="Times New Roman"/>
-          <w:sz w:val="24"/>
-          <w:szCs w:val="24"/>
-        </w:rPr>
-        <w:t xml:space="preserve">Мало того, что он приглашает </w:t>
-      </w:r>
-      <w:r>
-        <w:rPr>
-          <w:rFonts w:ascii="Times New Roman" w:hAnsi="Times New Roman" w:cs="Times New Roman"/>
-          <w:sz w:val="24"/>
-          <w:szCs w:val="24"/>
-        </w:rPr>
-        <w:t xml:space="preserve">девушку на обед в такую дыру, так еще набрасывается на </w:t>
+          <w:b/>
+          <w:sz w:val="24"/>
+          <w:szCs w:val="24"/>
+        </w:rPr>
+      </w:pPr>
+      <w:r>
+        <w:rPr>
+          <w:rFonts w:ascii="Times New Roman" w:hAnsi="Times New Roman" w:cs="Times New Roman"/>
+          <w:sz w:val="24"/>
+          <w:szCs w:val="24"/>
+        </w:rPr>
+        <w:t xml:space="preserve">Мало того, что он приглашает девушку на обед в такую дыру, так еще набрасывается на </w:t>
       </w:r>
       <w:r>
         <w:rPr>
@@ -196,9 +192,11 @@
           <w:ilvl w:val="0"/>
           <w:numId w:val="2"/>
         </w:numPr>
+        <w:ind w:left="0" w:firstLine="426"/>
         <w:jc w:val="both"/>
         <w:rPr>
           <w:rFonts w:ascii="Times New Roman" w:hAnsi="Times New Roman" w:cs="Times New Roman"/>
+          <w:b/>
           <w:sz w:val="24"/>
           <w:szCs w:val="24"/>
         </w:rPr>
@@ -236,9 +234,11 @@
           <w:ilvl w:val="0"/>
           <w:numId w:val="2"/>
         </w:numPr>
+        <w:ind w:left="0" w:firstLine="426"/>
         <w:jc w:val="both"/>
         <w:rPr>
           <w:rFonts w:ascii="Times New Roman" w:hAnsi="Times New Roman" w:cs="Times New Roman"/>
+          <w:b/>
           <w:sz w:val="24"/>
           <w:szCs w:val="24"/>
         </w:rPr>
@@ -286,27 +286,21 @@
           <w:ilvl w:val="0"/>
           <w:numId w:val="2"/>
         </w:numPr>
+        <w:ind w:left="0" w:firstLine="426"/>
         <w:jc w:val="both"/>
         <w:rPr>
           <w:rFonts w:ascii="Times New Roman" w:hAnsi="Times New Roman" w:cs="Times New Roman"/>
           <w:b/>
-          <w:color w:val="C00000"/>
-          <w:sz w:val="24"/>
-        </w:rPr>
-      </w:pPr>
-      <w:r>
-        <w:rPr>
-          <w:rFonts w:ascii="Times New Roman" w:hAnsi="Times New Roman" w:cs="Times New Roman"/>
-          <w:sz w:val="24"/>
-        </w:rPr>
-        <w:t xml:space="preserve">Думаю, наш долг немного сплотиться и </w:t>
-      </w:r>
-      <w:r>
-        <w:rPr>
-          <w:rFonts w:ascii="Times New Roman" w:hAnsi="Times New Roman" w:cs="Times New Roman"/>
-          <w:sz w:val="24"/>
-        </w:rPr>
-        <w:t xml:space="preserve">помочь Бинго </w:t>
+          <w:sz w:val="24"/>
+          <w:szCs w:val="24"/>
+        </w:rPr>
+      </w:pPr>
+      <w:r>
+        <w:rPr>
+          <w:rFonts w:ascii="Times New Roman" w:hAnsi="Times New Roman" w:cs="Times New Roman"/>
+          <w:sz w:val="24"/>
+        </w:rPr>
+        <w:t xml:space="preserve">Думаю, наш долг немного сплотиться и помочь Бинго </w:t>
       </w:r>
       <w:r>
         <w:rPr>
@@ -324,61 +318,34 @@
           <w:ilvl w:val="0"/>
           <w:numId w:val="2"/>
         </w:numPr>
+        <w:ind w:left="0" w:firstLine="426"/>
         <w:jc w:val="both"/>
         <w:rPr>
           <w:rFonts w:ascii="Times New Roman" w:hAnsi="Times New Roman" w:cs="Times New Roman"/>
           <w:b/>
-          <w:color w:val="C00000"/>
-          <w:sz w:val="24"/>
-        </w:rPr>
-      </w:pPr>
-      <w:r>
-        <w:rPr>
-          <w:rFonts w:ascii="Times New Roman" w:hAnsi="Times New Roman" w:cs="Times New Roman"/>
-          <w:sz w:val="24"/>
-        </w:rPr>
-        <w:t>Он сделался большим</w:t>
-      </w:r>
-      <w:r>
-        <w:rPr>
-          <w:rFonts w:ascii="Times New Roman" w:hAnsi="Times New Roman" w:cs="Times New Roman"/>
-          <w:sz w:val="24"/>
-        </w:rPr>
-        <w:t xml:space="preserve"> затворником и </w:t>
-      </w:r>
-      <w:r>
-        <w:rPr>
-          <w:rFonts w:ascii="Times New Roman" w:hAnsi="Times New Roman" w:cs="Times New Roman"/>
-          <w:sz w:val="24"/>
-        </w:rPr>
-        <w:t xml:space="preserve">теперь </w:t>
-      </w:r>
-      <w:r>
-        <w:rPr>
-          <w:rFonts w:ascii="Times New Roman" w:hAnsi="Times New Roman" w:cs="Times New Roman"/>
-          <w:sz w:val="24"/>
-        </w:rPr>
-        <w:t xml:space="preserve">по большей части </w:t>
-      </w:r>
-      <w:r>
-        <w:rPr>
-          <w:rFonts w:ascii="Times New Roman" w:hAnsi="Times New Roman" w:cs="Times New Roman"/>
-          <w:b/>
-          <w:sz w:val="24"/>
-        </w:rPr>
-        <w:t>предается радостям застолья</w:t>
-      </w:r>
-      <w:r>
-        <w:rPr>
-          <w:rFonts w:ascii="Times New Roman" w:hAnsi="Times New Roman" w:cs="Times New Roman"/>
-          <w:b/>
-          <w:sz w:val="24"/>
-        </w:rPr>
-        <w:t>.</w:t>
-      </w:r>
-    </w:p>
-    <w:p>
-      <w:pPr>
+          <w:sz w:val="24"/>
+          <w:szCs w:val="24"/>
+        </w:rPr>
+      </w:pPr>
+      <w:r>
+        <w:rPr>
+          <w:rFonts w:ascii="Times New Roman" w:hAnsi="Times New Roman" w:cs="Times New Roman"/>
+          <w:sz w:val="24"/>
+        </w:rPr>
+        <w:t xml:space="preserve">Он сделался большим затворником и теперь по большей части </w:t>
+      </w:r>
+      <w:r>
+        <w:rPr>
+          <w:rFonts w:ascii="Times New Roman" w:hAnsi="Times New Roman" w:cs="Times New Roman"/>
+          <w:b/>
+          <w:sz w:val="24"/>
+        </w:rPr>
+        <w:t>предается радостям застолья.</w:t>
+      </w:r>
+    </w:p>
+    <w:p>
+      <w:pPr>
+        <w:spacing w:after="0"/>
         <w:jc w:val="center"/>
         <w:rPr>
           <w:rFonts w:ascii="Times New Roman" w:hAnsi="Times New Roman" w:cs="Times New Roman"/>
@@ -428,6 +395,7 @@
           <w:ilvl w:val="0"/>
           <w:numId w:val="4"/>
         </w:numPr>
+        <w:ind w:left="0" w:firstLine="426"/>
         <w:jc w:val="both"/>
         <w:rPr>
           <w:rFonts w:ascii="Times New Roman" w:hAnsi="Times New Roman" w:cs="Times New Roman"/>
@@ -493,6 +461,7 @@
           <w:ilvl w:val="0"/>
           <w:numId w:val="4"/>
         </w:numPr>
+        <w:ind w:left="0" w:firstLine="426"/>
         <w:jc w:val="both"/>
         <w:rPr>
           <w:rFonts w:ascii="Times New Roman" w:hAnsi="Times New Roman" w:cs="Times New Roman"/>
@@ -533,6 +502,7 @@
           <w:ilvl w:val="0"/>
           <w:numId w:val="4"/>
         </w:numPr>
+        <w:ind w:left="0" w:firstLine="426"/>
         <w:jc w:val="both"/>
         <w:rPr>
           <w:rFonts w:ascii="Times New Roman" w:hAnsi="Times New Roman" w:cs="Times New Roman"/>
@@ -563,6 +533,7 @@
           <w:ilvl w:val="0"/>
           <w:numId w:val="4"/>
         </w:numPr>
+        <w:ind w:left="0" w:firstLine="426"/>
         <w:jc w:val="both"/>
         <w:rPr>
           <w:rFonts w:ascii="Times New Roman" w:hAnsi="Times New Roman" w:cs="Times New Roman"/>
@@ -595,6 +566,7 @@
     </w:p>
     <w:p>
       <w:pPr>
+        <w:spacing w:after="0"/>
         <w:jc w:val="center"/>
         <w:rPr>
           <w:rFonts w:ascii="Times New Roman" w:hAnsi="Times New Roman" w:cs="Times New Roman"/>
@@ -644,6 +616,7 @@
           <w:ilvl w:val="0"/>
           <w:numId w:val="5"/>
         </w:numPr>
+        <w:ind w:left="0" w:firstLine="426"/>
         <w:rPr>
           <w:rFonts w:ascii="Times New Roman" w:hAnsi="Times New Roman" w:cs="Times New Roman"/>
           <w:b/>
@@ -684,9 +657,10 @@
           <w:ilvl w:val="0"/>
           <w:numId w:val="5"/>
         </w:numPr>
-        <w:rPr>
-          <w:rFonts w:ascii="Times New Roman" w:hAnsi="Times New Roman" w:cs="Times New Roman"/>
-          <w:b/>
+        <w:ind w:left="0" w:firstLine="426"/>
+        <w:jc w:val="both"/>
+        <w:rPr>
+          <w:rFonts w:ascii="Times New Roman" w:hAnsi="Times New Roman" w:cs="Times New Roman"/>
           <w:sz w:val="24"/>
           <w:szCs w:val="24"/>
         </w:rPr>
@@ -707,6 +681,57 @@
           <w:szCs w:val="24"/>
         </w:rPr>
         <w:t>Его можно сбить с ног, но невозможно нокаутировать.</w:t>
+      </w:r>
+      <w:r>
+        <w:rPr>
+          <w:rFonts w:ascii="Times New Roman" w:hAnsi="Times New Roman" w:cs="Times New Roman"/>
+          <w:b/>
+          <w:sz w:val="24"/>
+          <w:szCs w:val="24"/>
+        </w:rPr>
+        <w:t xml:space="preserve"> </w:t>
+      </w:r>
+      <w:r>
+        <w:rPr>
+          <w:rFonts w:ascii="Times New Roman" w:hAnsi="Times New Roman" w:cs="Times New Roman"/>
+          <w:sz w:val="24"/>
+          <w:szCs w:val="24"/>
+        </w:rPr>
+        <w:t xml:space="preserve">Пока он </w:t>
+      </w:r>
+      <w:r>
+        <w:rPr>
+          <w:rFonts w:ascii="Times New Roman" w:hAnsi="Times New Roman" w:cs="Times New Roman"/>
+          <w:b/>
+          <w:sz w:val="24"/>
+          <w:szCs w:val="24"/>
+        </w:rPr>
+        <w:t>увивается вокруг очередной пассии</w:t>
+      </w:r>
+      <w:r>
+        <w:rPr>
+          <w:rFonts w:ascii="Times New Roman" w:hAnsi="Times New Roman" w:cs="Times New Roman"/>
+          <w:sz w:val="24"/>
+          <w:szCs w:val="24"/>
+        </w:rPr>
+        <w:t xml:space="preserve">, он томится и вздыхает с полной отдачей. Но как только получает от ворот поворот и дама сердца просит его </w:t>
+      </w:r>
+      <w:r>
+        <w:rPr>
+          <w:rFonts w:ascii="Times New Roman" w:hAnsi="Times New Roman" w:cs="Times New Roman"/>
+          <w:b/>
+          <w:sz w:val="24"/>
+          <w:szCs w:val="24"/>
+        </w:rPr>
+        <w:t>– в порядке личного одолжения</w:t>
+      </w:r>
+      <w:r>
+        <w:rPr>
+          <w:rFonts w:ascii="Times New Roman" w:hAnsi="Times New Roman" w:cs="Times New Roman"/>
+          <w:sz w:val="24"/>
+          <w:szCs w:val="24"/>
+        </w:rPr>
+        <w:t xml:space="preserve"> – оставить ее в покое, он вскоре снова беззаботно насвистывает как ни в чем не бывало.</w:t>
       </w:r>
     </w:p>
     <w:p>
@@ -716,9 +741,9 @@
           <w:ilvl w:val="0"/>
           <w:numId w:val="5"/>
         </w:numPr>
-        <w:rPr>
-          <w:rFonts w:ascii="Times New Roman" w:hAnsi="Times New Roman" w:cs="Times New Roman"/>
-          <w:b/>
+        <w:ind w:left="0" w:firstLine="426"/>
+        <w:rPr>
+          <w:rFonts w:ascii="Times New Roman" w:hAnsi="Times New Roman" w:cs="Times New Roman"/>
           <w:sz w:val="24"/>
           <w:szCs w:val="24"/>
         </w:rPr>
@@ -739,11 +764,11 @@
           <w:ilvl w:val="0"/>
           <w:numId w:val="5"/>
         </w:numPr>
-        <w:rPr>
-          <w:rFonts w:ascii="Times New Roman" w:hAnsi="Times New Roman" w:cs="Times New Roman"/>
-          <w:b/>
-          <w:color w:val="C00000"/>
-          <w:sz w:val="24"/>
+        <w:ind w:left="0" w:firstLine="426"/>
+        <w:rPr>
+          <w:rFonts w:ascii="Times New Roman" w:hAnsi="Times New Roman" w:cs="Times New Roman"/>
+          <w:sz w:val="24"/>
+          <w:szCs w:val="24"/>
         </w:rPr>
       </w:pPr>
       <w:r>
@@ -761,6 +786,7 @@
           <w:ilvl w:val="0"/>
           <w:numId w:val="5"/>
         </w:numPr>
+        <w:ind w:left="0" w:firstLine="426"/>
         <w:rPr>
           <w:rFonts w:ascii="Times New Roman" w:hAnsi="Times New Roman" w:cs="Times New Roman"/>
           <w:sz w:val="24"/>
@@ -783,26 +809,19 @@
           <w:ilvl w:val="0"/>
           <w:numId w:val="5"/>
         </w:numPr>
-        <w:rPr>
-          <w:rFonts w:ascii="Times New Roman" w:hAnsi="Times New Roman" w:cs="Times New Roman"/>
-          <w:b/>
-          <w:sz w:val="24"/>
-          <w:szCs w:val="24"/>
-        </w:rPr>
-      </w:pPr>
-      <w:r>
-        <w:rPr>
-          <w:rFonts w:ascii="Times New Roman" w:hAnsi="Times New Roman" w:cs="Times New Roman"/>
-          <w:sz w:val="24"/>
-        </w:rPr>
-        <w:t>Всему Лондону известно, что она имеет обыкновение поливать всех направо и налево</w:t>
-      </w:r>
-      <w:r>
-        <w:rPr>
-          <w:rFonts w:ascii="Times New Roman" w:hAnsi="Times New Roman" w:cs="Times New Roman"/>
-          <w:sz w:val="24"/>
-        </w:rPr>
-        <w:t>.</w:t>
+        <w:ind w:left="0" w:firstLine="426"/>
+        <w:rPr>
+          <w:rFonts w:ascii="Times New Roman" w:hAnsi="Times New Roman" w:cs="Times New Roman"/>
+          <w:sz w:val="24"/>
+          <w:szCs w:val="24"/>
+        </w:rPr>
+      </w:pPr>
+      <w:r>
+        <w:rPr>
+          <w:rFonts w:ascii="Times New Roman" w:hAnsi="Times New Roman" w:cs="Times New Roman"/>
+          <w:sz w:val="24"/>
+        </w:rPr>
+        <w:t>Всему Лондону известно, что она имеет обыкновение поливать всех направо и налево.</w:t>
       </w:r>
     </w:p>
     <w:p>
@@ -812,9 +831,11 @@
           <w:ilvl w:val="0"/>
           <w:numId w:val="5"/>
         </w:numPr>
-        <w:rPr>
-          <w:rFonts w:ascii="Times New Roman" w:hAnsi="Times New Roman" w:cs="Times New Roman"/>
-          <w:sz w:val="24"/>
+        <w:ind w:left="0" w:firstLine="426"/>
+        <w:rPr>
+          <w:rFonts w:ascii="Times New Roman" w:hAnsi="Times New Roman" w:cs="Times New Roman"/>
+          <w:sz w:val="24"/>
+          <w:szCs w:val="24"/>
         </w:rPr>
       </w:pPr>
       <w:r>
@@ -832,6 +853,7 @@
           <w:ilvl w:val="0"/>
           <w:numId w:val="5"/>
         </w:numPr>
+        <w:ind w:left="0" w:firstLine="426"/>
         <w:rPr>
           <w:rFonts w:ascii="Times New Roman" w:hAnsi="Times New Roman" w:cs="Times New Roman"/>
           <w:sz w:val="24"/>
@@ -863,9 +885,11 @@
           <w:ilvl w:val="0"/>
           <w:numId w:val="5"/>
         </w:numPr>
-        <w:rPr>
-          <w:rFonts w:ascii="Times New Roman" w:hAnsi="Times New Roman" w:cs="Times New Roman"/>
-          <w:sz w:val="24"/>
+        <w:ind w:left="0" w:firstLine="426"/>
+        <w:rPr>
+          <w:rFonts w:ascii="Times New Roman" w:hAnsi="Times New Roman" w:cs="Times New Roman"/>
+          <w:sz w:val="24"/>
+          <w:szCs w:val="24"/>
         </w:rPr>
       </w:pPr>
       <w:r>
@@ -883,6 +907,10 @@
           <w:ilvl w:val="0"/>
           <w:numId w:val="5"/>
         </w:numPr>
+        <w:tabs>
+          <w:tab w:val="left" w:pos="851"/>
+        </w:tabs>
+        <w:ind w:left="0" w:firstLine="426"/>
         <w:rPr>
           <w:rFonts w:ascii="Times New Roman" w:hAnsi="Times New Roman" w:cs="Times New Roman"/>
           <w:sz w:val="24"/>
@@ -905,6 +933,10 @@
           <w:ilvl w:val="0"/>
           <w:numId w:val="5"/>
         </w:numPr>
+        <w:tabs>
+          <w:tab w:val="left" w:pos="851"/>
+        </w:tabs>
+        <w:ind w:left="0" w:firstLine="426"/>
         <w:rPr>
           <w:rFonts w:ascii="Times New Roman" w:hAnsi="Times New Roman" w:cs="Times New Roman"/>
           <w:sz w:val="24"/>
@@ -928,61 +960,42 @@
           <w:ilvl w:val="0"/>
           <w:numId w:val="5"/>
         </w:numPr>
-        <w:rPr>
-          <w:rFonts w:ascii="Times New Roman" w:hAnsi="Times New Roman" w:cs="Times New Roman"/>
-          <w:sz w:val="24"/>
-          <w:szCs w:val="24"/>
-        </w:rPr>
-      </w:pPr>
-      <w:proofErr w:type="gramStart"/>
-      <w:r>
-        <w:rPr>
-          <w:rFonts w:ascii="Times New Roman" w:hAnsi="Times New Roman" w:cs="Times New Roman"/>
-          <w:sz w:val="24"/>
-        </w:rPr>
-        <w:t>–</w:t>
-      </w:r>
-      <w:r>
-        <w:rPr>
-          <w:rFonts w:ascii="Times New Roman" w:hAnsi="Times New Roman" w:cs="Times New Roman"/>
-          <w:sz w:val="24"/>
-        </w:rPr>
-        <w:t xml:space="preserve"> </w:t>
-      </w:r>
-      <w:r>
-        <w:rPr>
-          <w:rFonts w:ascii="Times New Roman" w:hAnsi="Times New Roman" w:cs="Times New Roman"/>
-          <w:sz w:val="24"/>
-          <w:szCs w:val="24"/>
-        </w:rPr>
-        <w:t>Вляпался по самые уши</w:t>
-      </w:r>
-      <w:proofErr w:type="gramEnd"/>
-      <w:r>
-        <w:rPr>
-          <w:rFonts w:ascii="Times New Roman" w:hAnsi="Times New Roman" w:cs="Times New Roman"/>
-          <w:sz w:val="24"/>
-          <w:szCs w:val="24"/>
-        </w:rPr>
-        <w:t xml:space="preserve">, </w:t>
-      </w:r>
-      <w:r>
-        <w:rPr>
-          <w:rFonts w:ascii="Times New Roman" w:hAnsi="Times New Roman" w:cs="Times New Roman"/>
-          <w:sz w:val="24"/>
-        </w:rPr>
-        <w:t>–</w:t>
-      </w:r>
-      <w:r>
-        <w:rPr>
-          <w:rFonts w:ascii="Times New Roman" w:hAnsi="Times New Roman" w:cs="Times New Roman"/>
-          <w:sz w:val="24"/>
-        </w:rPr>
-        <w:t xml:space="preserve"> сказал я, сунув в карман врожденную гордость Вустеров и взывая к его дружеским чувствам.</w:t>
-      </w:r>
-    </w:p>
-    <w:p>
-      <w:pPr>
+        <w:tabs>
+          <w:tab w:val="left" w:pos="851"/>
+        </w:tabs>
+        <w:ind w:left="0" w:firstLine="426"/>
+        <w:rPr>
+          <w:rFonts w:ascii="Times New Roman" w:hAnsi="Times New Roman" w:cs="Times New Roman"/>
+          <w:sz w:val="24"/>
+          <w:szCs w:val="24"/>
+        </w:rPr>
+      </w:pPr>
+      <w:r>
+        <w:rPr>
+          <w:rFonts w:ascii="Times New Roman" w:hAnsi="Times New Roman" w:cs="Times New Roman"/>
+          <w:sz w:val="24"/>
+        </w:rPr>
+        <w:t xml:space="preserve">– </w:t>
+      </w:r>
+      <w:r>
+        <w:rPr>
+          <w:rFonts w:ascii="Times New Roman" w:hAnsi="Times New Roman" w:cs="Times New Roman"/>
+          <w:sz w:val="24"/>
+          <w:szCs w:val="24"/>
+        </w:rPr>
+        <w:t xml:space="preserve">Вляпался по самые уши, </w:t>
+      </w:r>
+      <w:r>
+        <w:rPr>
+          <w:rFonts w:ascii="Times New Roman" w:hAnsi="Times New Roman" w:cs="Times New Roman"/>
+          <w:sz w:val="24"/>
+        </w:rPr>
+        <w:t>– сказал я, сунув в карман врожденную гордость Вустеров и взывая к его дружеским чувствам.</w:t>
+      </w:r>
+    </w:p>
+    <w:p>
+      <w:pPr>
+        <w:spacing w:after="0"/>
         <w:jc w:val="center"/>
         <w:rPr>
           <w:rFonts w:ascii="Times New Roman" w:hAnsi="Times New Roman" w:cs="Times New Roman"/>
@@ -1030,16 +1043,7 @@
           <w:sz w:val="24"/>
           <w:u w:val="single"/>
         </w:rPr>
-        <w:t>–</w:t>
-      </w:r>
-      <w:r>
-        <w:rPr>
-          <w:rFonts w:ascii="Times New Roman" w:hAnsi="Times New Roman" w:cs="Times New Roman"/>
-          <w:b/>
-          <w:sz w:val="24"/>
-          <w:u w:val="single"/>
-        </w:rPr>
-        <w:t xml:space="preserve"> к слезам</w:t>
+        <w:t>– к слезам</w:t>
       </w:r>
     </w:p>
     <w:p>
@@ -1057,21 +1061,12 @@
           <w:sz w:val="24"/>
         </w:rPr>
       </w:pPr>
-      <w:proofErr w:type="gramStart"/>
-      <w:r>
-        <w:rPr>
-          <w:rFonts w:ascii="Times New Roman" w:hAnsi="Times New Roman" w:cs="Times New Roman"/>
-          <w:sz w:val="24"/>
-        </w:rPr>
-        <w:t>– Дело в том, мистер Вустер</w:t>
-      </w:r>
-      <w:proofErr w:type="gramEnd"/>
-      <w:r>
-        <w:rPr>
-          <w:rFonts w:ascii="Times New Roman" w:hAnsi="Times New Roman" w:cs="Times New Roman"/>
-          <w:sz w:val="24"/>
-        </w:rPr>
-        <w:t xml:space="preserve">, – сказал он, – что, к величайшему сожалению, со мной произошла весьма прискорбная история. Сегодня днем, когда вы столь любезно вызвались сопровождать мою сестру во время прогулки, я, не зная, чем себя занять, </w:t>
+      <w:r>
+        <w:rPr>
+          <w:rFonts w:ascii="Times New Roman" w:hAnsi="Times New Roman" w:cs="Times New Roman"/>
+          <w:sz w:val="24"/>
+        </w:rPr>
+        <w:t xml:space="preserve">– Дело в том, мистер Вустер, – сказал он, – что, к величайшему сожалению, со мной произошла весьма прискорбная история. Сегодня днем, когда вы столь любезно вызвались сопровождать мою сестру во время прогулки, я, не зная, чем себя занять, </w:t>
       </w:r>
       <w:r>
         <w:rPr>
@@ -1106,21 +1101,12 @@
           <w:sz w:val="24"/>
         </w:rPr>
       </w:pPr>
-      <w:proofErr w:type="gramStart"/>
-      <w:r>
-        <w:rPr>
-          <w:rFonts w:ascii="Times New Roman" w:hAnsi="Times New Roman" w:cs="Times New Roman"/>
-          <w:sz w:val="24"/>
-        </w:rPr>
-        <w:t>– Ну и как</w:t>
-      </w:r>
-      <w:proofErr w:type="gramEnd"/>
-      <w:r>
-        <w:rPr>
-          <w:rFonts w:ascii="Times New Roman" w:hAnsi="Times New Roman" w:cs="Times New Roman"/>
-          <w:sz w:val="24"/>
-        </w:rPr>
-        <w:t>, – сказал я, – сорвали банк?</w:t>
+      <w:r>
+        <w:rPr>
+          <w:rFonts w:ascii="Times New Roman" w:hAnsi="Times New Roman" w:cs="Times New Roman"/>
+          <w:sz w:val="24"/>
+        </w:rPr>
+        <w:t>– Ну и как, – сказал я, – сорвали банк?</w:t>
       </w:r>
     </w:p>
     <w:p>
@@ -1181,21 +1167,12 @@
           <w:sz w:val="24"/>
         </w:rPr>
       </w:pPr>
-      <w:proofErr w:type="gramStart"/>
-      <w:r>
-        <w:rPr>
-          <w:rFonts w:ascii="Times New Roman" w:hAnsi="Times New Roman" w:cs="Times New Roman"/>
-          <w:sz w:val="24"/>
-        </w:rPr>
-        <w:t>– Да, не повезло</w:t>
-      </w:r>
-      <w:proofErr w:type="gramEnd"/>
-      <w:r>
-        <w:rPr>
-          <w:rFonts w:ascii="Times New Roman" w:hAnsi="Times New Roman" w:cs="Times New Roman"/>
-          <w:sz w:val="24"/>
-        </w:rPr>
-        <w:t>, – сказал я.</w:t>
+      <w:r>
+        <w:rPr>
+          <w:rFonts w:ascii="Times New Roman" w:hAnsi="Times New Roman" w:cs="Times New Roman"/>
+          <w:sz w:val="24"/>
+        </w:rPr>
+        <w:t>– Да, не повезло, – сказал я.</w:t>
       </w:r>
     </w:p>
     <w:p>
@@ -1500,8 +1477,8 @@
 </file>
 
 <file path=word/numbering.xml><?xml version="1.0" encoding="utf-8"?>
-<w:numbering xmlns:wpc="http://schemas.microsoft.com/office/word/2010/wordprocessingCanvas" xmlns:cx="http://schemas.microsoft.com/office/drawing/2014/chartex" xmlns:mc="http://schemas.openxmlformats.org/markup-compatibility/2006" xmlns:o="urn:schemas-microsoft-com:office:office" xmlns:r="http://schemas.openxmlformats.org/officeDocument/2006/relationships" xmlns:m="http://schemas.openxmlformats.org/officeDocument/2006/math" xmlns:v="urn:schemas-microsoft-com:vml" xmlns:wp14="http://schemas.microsoft.com/office/word/2010/wordprocessingDrawing" xmlns:wp="http://schemas.openxmlformats.org/drawingml/2006/wordprocessingDrawing" xmlns:w10="urn:schemas-microsoft-com:office:word" xmlns:w="http://schemas.openxmlformats.org/wordprocessingml/2006/main" xmlns:w14="http://schemas.microsoft.com/office/word/2010/wordml" xmlns:w15="http://schemas.microsoft.com/office/word/2012/wordml" xmlns:w16se="http://schemas.microsoft.com/office/word/2015/wordml/symex" xmlns:wpg="http://schemas.microsoft.com/office/word/2010/wordprocessingGroup" xmlns:wpi="http://schemas.microsoft.com/office/word/2010/wordprocessingInk" xmlns:wne="http://schemas.microsoft.com/office/word/2006/wordml" xmlns:wps="http://schemas.microsoft.com/office/word/2010/wordprocessingShape" mc:Ignorable="w14 w15 w16se wp14">
-  <w:abstractNum w:abstractNumId="0" w15:restartNumberingAfterBreak="0">
+<w:numbering xmlns:ve="http://schemas.openxmlformats.org/markup-compatibility/2006" xmlns:o="urn:schemas-microsoft-com:office:office" xmlns:r="http://schemas.openxmlformats.org/officeDocument/2006/relationships" xmlns:m="http://schemas.openxmlformats.org/officeDocument/2006/math" xmlns:v="urn:schemas-microsoft-com:vml" xmlns:wp="http://schemas.openxmlformats.org/drawingml/2006/wordprocessingDrawing" xmlns:w10="urn:schemas-microsoft-com:office:word" xmlns:w="http://schemas.openxmlformats.org/wordprocessingml/2006/main" xmlns:wne="http://schemas.microsoft.com/office/word/2006/wordml">
+  <w:abstractNum w:abstractNumId="0">
     <w:nsid w:val="010D7170"/>
     <w:multiLevelType w:val="hybridMultilevel"/>
     <w:tmpl w:val="B768893E"/>
@@ -1593,7 +1570,7 @@
       </w:pPr>
     </w:lvl>
   </w:abstractNum>
-  <w:abstractNum w:abstractNumId="1" w15:restartNumberingAfterBreak="0">
+  <w:abstractNum w:abstractNumId="1">
     <w:nsid w:val="018A4CDB"/>
     <w:multiLevelType w:val="hybridMultilevel"/>
     <w:tmpl w:val="4BC4308C"/>
@@ -1684,7 +1661,7 @@
       </w:pPr>
     </w:lvl>
   </w:abstractNum>
-  <w:abstractNum w:abstractNumId="2" w15:restartNumberingAfterBreak="0">
+  <w:abstractNum w:abstractNumId="2">
     <w:nsid w:val="25350AD9"/>
     <w:multiLevelType w:val="hybridMultilevel"/>
     <w:tmpl w:val="FC2A78C8"/>
@@ -1774,7 +1751,7 @@
       </w:pPr>
     </w:lvl>
   </w:abstractNum>
-  <w:abstractNum w:abstractNumId="3" w15:restartNumberingAfterBreak="0">
+  <w:abstractNum w:abstractNumId="3">
     <w:nsid w:val="2750590E"/>
     <w:multiLevelType w:val="hybridMultilevel"/>
     <w:tmpl w:val="527255FA"/>
@@ -1865,7 +1842,7 @@
       </w:pPr>
     </w:lvl>
   </w:abstractNum>
-  <w:abstractNum w:abstractNumId="4" w15:restartNumberingAfterBreak="0">
+  <w:abstractNum w:abstractNumId="4">
     <w:nsid w:val="5EF944E5"/>
     <w:multiLevelType w:val="hybridMultilevel"/>
     <w:tmpl w:val="BC4EA35C"/>
@@ -1955,7 +1932,7 @@
       </w:pPr>
     </w:lvl>
   </w:abstractNum>
-  <w:abstractNum w:abstractNumId="5" w15:restartNumberingAfterBreak="0">
+  <w:abstractNum w:abstractNumId="5">
     <w:nsid w:val="75CF56F1"/>
     <w:multiLevelType w:val="hybridMultilevel"/>
     <w:tmpl w:val="89E6DC04"/>
@@ -2066,7 +2043,7 @@
 </file>
 
 <file path=word/styles.xml><?xml version="1.0" encoding="utf-8"?>
-<w:styles xmlns:mc="http://schemas.openxmlformats.org/markup-compatibility/2006" xmlns:r="http://schemas.openxmlformats.org/officeDocument/2006/relationships" xmlns:w="http://schemas.openxmlformats.org/wordprocessingml/2006/main" xmlns:w14="http://schemas.microsoft.com/office/word/2010/wordml" xmlns:w15="http://schemas.microsoft.com/office/word/2012/wordml" xmlns:w16se="http://schemas.microsoft.com/office/word/2015/wordml/symex" mc:Ignorable="w14 w15 w16se">
+<w:styles xmlns:r="http://schemas.openxmlformats.org/officeDocument/2006/relationships" xmlns:w="http://schemas.openxmlformats.org/wordprocessingml/2006/main">
   <w:docDefaults>
     <w:rPrDefault>
       <w:rPr>
@@ -2082,378 +2059,144 @@
       </w:pPr>
     </w:pPrDefault>
   </w:docDefaults>
-  <w:latentStyles w:defLockedState="0" w:defUIPriority="99" w:defSemiHidden="0" w:defUnhideWhenUsed="0" w:defQFormat="0" w:count="371">
-    <w:lsdException w:name="Normal" w:uiPriority="0" w:qFormat="1"/>
-    <w:lsdException w:name="heading 1" w:uiPriority="9" w:qFormat="1"/>
-    <w:lsdException w:name="heading 2" w:semiHidden="1" w:uiPriority="9" w:unhideWhenUsed="1" w:qFormat="1"/>
-    <w:lsdException w:name="heading 3" w:semiHidden="1" w:uiPriority="9" w:unhideWhenUsed="1" w:qFormat="1"/>
-    <w:lsdException w:name="heading 4" w:semiHidden="1" w:uiPriority="9" w:unhideWhenUsed="1" w:qFormat="1"/>
-    <w:lsdException w:name="heading 5" w:semiHidden="1" w:uiPriority="9" w:unhideWhenUsed="1" w:qFormat="1"/>
-    <w:lsdException w:name="heading 6" w:semiHidden="1" w:uiPriority="9" w:unhideWhenUsed="1" w:qFormat="1"/>
-    <w:lsdException w:name="heading 7" w:semiHidden="1" w:uiPriority="9" w:unhideWhenUsed="1" w:qFormat="1"/>
-    <w:lsdException w:name="heading 8" w:semiHidden="1" w:uiPriority="9" w:unhideWhenUsed="1" w:qFormat="1"/>
-    <w:lsdException w:name="heading 9" w:semiHidden="1" w:uiPriority="9" w:unhideWhenUsed="1" w:qFormat="1"/>
-    <w:lsdException w:name="index 1" w:semiHidden="1" w:unhideWhenUsed="1"/>
-    <w:lsdException w:name="index 2" w:semiHidden="1" w:unhideWhenUsed="1"/>
-    <w:lsdException w:name="index 3" w:semiHidden="1" w:unhideWhenUsed="1"/>
-    <w:lsdException w:name="index 4" w:semiHidden="1" w:unhideWhenUsed="1"/>
-    <w:lsdException w:name="index 5" w:semiHidden="1" w:unhideWhenUsed="1"/>
-    <w:lsdException w:name="index 6" w:semiHidden="1" w:unhideWhenUsed="1"/>
-    <w:lsdException w:name="index 7" w:semiHidden="1" w:unhideWhenUsed="1"/>
-    <w:lsdException w:name="index 8" w:semiHidden="1" w:unhideWhenUsed="1"/>
-    <w:lsdException w:name="index 9" w:semiHidden="1" w:unhideWhenUsed="1"/>
-    <w:lsdException w:name="toc 1" w:semiHidden="1" w:uiPriority="39" w:unhideWhenUsed="1"/>
-    <w:lsdException w:name="toc 2" w:semiHidden="1" w:uiPriority="39" w:unhideWhenUsed="1"/>
-    <w:lsdException w:name="toc 3" w:semiHidden="1" w:uiPriority="39" w:unhideWhenUsed="1"/>
-    <w:lsdException w:name="toc 4" w:semiHidden="1" w:uiPriority="39" w:unhideWhenUsed="1"/>
-    <w:lsdException w:name="toc 5" w:semiHidden="1" w:uiPriority="39" w:unhideWhenUsed="1"/>
-    <w:lsdException w:name="toc 6" w:semiHidden="1" w:uiPriority="39" w:unhideWhenUsed="1"/>
-    <w:lsdException w:name="toc 7" w:semiHidden="1" w:uiPriority="39" w:unhideWhenUsed="1"/>
-    <w:lsdException w:name="toc 8" w:semiHidden="1" w:uiPriority="39" w:unhideWhenUsed="1"/>
-    <w:lsdException w:name="toc 9" w:semiHidden="1" w:uiPriority="39" w:unhideWhenUsed="1"/>
-    <w:lsdException w:name="Normal Indent" w:semiHidden="1" w:unhideWhenUsed="1"/>
-    <w:lsdException w:name="footnote text" w:semiHidden="1" w:unhideWhenUsed="1"/>
-    <w:lsdException w:name="annotation text" w:semiHidden="1" w:unhideWhenUsed="1"/>
-    <w:lsdException w:name="header" w:semiHidden="1" w:unhideWhenUsed="1"/>
-    <w:lsdException w:name="footer" w:semiHidden="1" w:unhideWhenUsed="1"/>
-    <w:lsdException w:name="index heading" w:semiHidden="1" w:unhideWhenUsed="1"/>
-    <w:lsdException w:name="caption" w:semiHidden="1" w:uiPriority="35" w:unhideWhenUsed="1" w:qFormat="1"/>
-    <w:lsdException w:name="table of figures" w:semiHidden="1" w:unhideWhenUsed="1"/>
-    <w:lsdException w:name="envelope address" w:semiHidden="1" w:unhideWhenUsed="1"/>
-    <w:lsdException w:name="envelope return" w:semiHidden="1" w:unhideWhenUsed="1"/>
-    <w:lsdException w:name="footnote reference" w:semiHidden="1" w:unhideWhenUsed="1"/>
-    <w:lsdException w:name="annotation reference" w:semiHidden="1" w:unhideWhenUsed="1"/>
-    <w:lsdException w:name="line number" w:semiHidden="1" w:unhideWhenUsed="1"/>
-    <w:lsdException w:name="page number" w:semiHidden="1" w:unhideWhenUsed="1"/>
-    <w:lsdException w:name="endnote reference" w:semiHidden="1" w:unhideWhenUsed="1"/>
-    <w:lsdException w:name="endnote text" w:semiHidden="1" w:unhideWhenUsed="1"/>
-    <w:lsdException w:name="table of authorities" w:semiHidden="1" w:unhideWhenUsed="1"/>
-    <w:lsdException w:name="macro" w:semiHidden="1" w:unhideWhenUsed="1"/>
-    <w:lsdException w:name="toa heading" w:semiHidden="1" w:unhideWhenUsed="1"/>
-    <w:lsdException w:name="List" w:semiHidden="1" w:unhideWhenUsed="1"/>
-    <w:lsdException w:name="List Bullet" w:semiHidden="1" w:unhideWhenUsed="1"/>
-    <w:lsdException w:name="List Number" w:semiHidden="1" w:unhideWhenUsed="1"/>
-    <w:lsdException w:name="List 2" w:semiHidden="1" w:unhideWhenUsed="1"/>
-    <w:lsdException w:name="List 3" w:semiHidden="1" w:unhideWhenUsed="1"/>
-    <w:lsdException w:name="List 4" w:semiHidden="1" w:unhideWhenUsed="1"/>
-    <w:lsdException w:name="List 5" w:semiHidden="1" w:unhideWhenUsed="1"/>
-    <w:lsdException w:name="List Bullet 2" w:semiHidden="1" w:unhideWhenUsed="1"/>
-    <w:lsdException w:name="List Bullet 3" w:semiHidden="1" w:unhideWhenUsed="1"/>
-    <w:lsdException w:name="List Bullet 4" w:semiHidden="1" w:unhideWhenUsed="1"/>
-    <w:lsdException w:name="List Bullet 5" w:semiHidden="1" w:unhideWhenUsed="1"/>
-    <w:lsdException w:name="List Number 2" w:semiHidden="1" w:unhideWhenUsed="1"/>
-    <w:lsdException w:name="List Number 3" w:semiHidden="1" w:unhideWhenUsed="1"/>
-    <w:lsdException w:name="List Number 4" w:semiHidden="1" w:unhideWhenUsed="1"/>
-    <w:lsdException w:name="List Number 5" w:semiHidden="1" w:unhideWhenUsed="1"/>
-    <w:lsdException w:name="Title" w:uiPriority="10" w:qFormat="1"/>
-    <w:lsdException w:name="Closing" w:semiHidden="1" w:unhideWhenUsed="1"/>
-    <w:lsdException w:name="Signature" w:semiHidden="1" w:unhideWhenUsed="1"/>
-    <w:lsdException w:name="Default Paragraph Font" w:semiHidden="1" w:uiPriority="1" w:unhideWhenUsed="1"/>
-    <w:lsdException w:name="Body Text" w:semiHidden="1" w:unhideWhenUsed="1"/>
-    <w:lsdException w:name="Body Text Indent" w:semiHidden="1" w:unhideWhenUsed="1"/>
-    <w:lsdException w:name="List Continue" w:semiHidden="1" w:unhideWhenUsed="1"/>
-    <w:lsdException w:name="List Continue 2" w:semiHidden="1" w:unhideWhenUsed="1"/>
-    <w:lsdException w:name="List Continue 3" w:semiHidden="1" w:unhideWhenUsed="1"/>
-    <w:lsdException w:name="List Continue 4" w:semiHidden="1" w:unhideWhenUsed="1"/>
-    <w:lsdException w:name="List Continue 5" w:semiHidden="1" w:unhideWhenUsed="1"/>
-    <w:lsdException w:name="Message Header" w:semiHidden="1" w:unhideWhenUsed="1"/>
-    <w:lsdException w:name="Subtitle" w:uiPriority="11" w:qFormat="1"/>
-    <w:lsdException w:name="Salutation" w:semiHidden="1" w:unhideWhenUsed="1"/>
-    <w:lsdException w:name="Date" w:semiHidden="1" w:unhideWhenUsed="1"/>
-    <w:lsdException w:name="Body Text First Indent" w:semiHidden="1" w:unhideWhenUsed="1"/>
-    <w:lsdException w:name="Body Text First Indent 2" w:semiHidden="1" w:unhideWhenUsed="1"/>
-    <w:lsdException w:name="Note Heading" w:semiHidden="1" w:unhideWhenUsed="1"/>
-    <w:lsdException w:name="Body Text 2" w:semiHidden="1" w:unhideWhenUsed="1"/>
-    <w:lsdException w:name="Body Text 3" w:semiHidden="1" w:unhideWhenUsed="1"/>
-    <w:lsdException w:name="Body Text Indent 2" w:semiHidden="1" w:unhideWhenUsed="1"/>
-    <w:lsdException w:name="Body Text Indent 3" w:semiHidden="1" w:unhideWhenUsed="1"/>
-    <w:lsdException w:name="Block Text" w:semiHidden="1" w:unhideWhenUsed="1"/>
-    <w:lsdException w:name="Hyperlink" w:semiHidden="1" w:unhideWhenUsed="1"/>
-    <w:lsdException w:name="FollowedHyperlink" w:semiHidden="1" w:unhideWhenUsed="1"/>
-    <w:lsdException w:name="Strong" w:uiPriority="22" w:qFormat="1"/>
-    <w:lsdException w:name="Emphasis" w:uiPriority="20" w:qFormat="1"/>
-    <w:lsdException w:name="Document Map" w:semiHidden="1" w:unhideWhenUsed="1"/>
-    <w:lsdException w:name="Plain Text" w:semiHidden="1" w:unhideWhenUsed="1"/>
-    <w:lsdException w:name="E-mail Signature" w:semiHidden="1" w:unhideWhenUsed="1"/>
-    <w:lsdException w:name="HTML Top of Form" w:semiHidden="1" w:unhideWhenUsed="1"/>
-    <w:lsdException w:name="HTML Bottom of Form" w:semiHidden="1" w:unhideWhenUsed="1"/>
-    <w:lsdException w:name="Normal (Web)" w:semiHidden="1" w:unhideWhenUsed="1"/>
-    <w:lsdException w:name="HTML Acronym" w:semiHidden="1" w:unhideWhenUsed="1"/>
-    <w:lsdException w:name="HTML Address" w:semiHidden="1" w:unhideWhenUsed="1"/>
-    <w:lsdException w:name="HTML Cite" w:semiHidden="1" w:unhideWhenUsed="1"/>
-    <w:lsdException w:name="HTML Code" w:semiHidden="1" w:unhideWhenUsed="1"/>
-    <w:lsdException w:name="HTML Definition" w:semiHidden="1" w:unhideWhenUsed="1"/>
-    <w:lsdException w:name="HTML Keyboard" w:semiHidden="1" w:unhideWhenUsed="1"/>
-    <w:lsdException w:name="HTML Preformatted" w:semiHidden="1" w:unhideWhenUsed="1"/>
-    <w:lsdException w:name="HTML Sample" w:semiHidden="1" w:unhideWhenUsed="1"/>
-    <w:lsdException w:name="HTML Typewriter" w:semiHidden="1" w:unhideWhenUsed="1"/>
-    <w:lsdException w:name="HTML Variable" w:semiHidden="1" w:unhideWhenUsed="1"/>
-    <w:lsdException w:name="Normal Table" w:semiHidden="1" w:unhideWhenUsed="1"/>
-    <w:lsdException w:name="annotation subject" w:semiHidden="1" w:unhideWhenUsed="1"/>
-    <w:lsdException w:name="No List" w:semiHidden="1" w:unhideWhenUsed="1"/>
-    <w:lsdException w:name="Outline List 1" w:semiHidden="1" w:unhideWhenUsed="1"/>
-    <w:lsdException w:name="Outline List 2" w:semiHidden="1" w:unhideWhenUsed="1"/>
-    <w:lsdException w:name="Outline List 3" w:semiHidden="1" w:unhideWhenUsed="1"/>
-    <w:lsdException w:name="Table Simple 1" w:semiHidden="1" w:unhideWhenUsed="1"/>
-    <w:lsdException w:name="Table Simple 2" w:semiHidden="1" w:unhideWhenUsed="1"/>
-    <w:lsdException w:name="Table Simple 3" w:semiHidden="1" w:unhideWhenUsed="1"/>
-    <w:lsdException w:name="Table Classic 1" w:semiHidden="1" w:unhideWhenUsed="1"/>
-    <w:lsdException w:name="Table Classic 2" w:semiHidden="1" w:unhideWhenUsed="1"/>
-    <w:lsdException w:name="Table Classic 3" w:semiHidden="1" w:unhideWhenUsed="1"/>
-    <w:lsdException w:name="Table Classic 4" w:semiHidden="1" w:unhideWhenUsed="1"/>
-    <w:lsdException w:name="Table Colorful 1" w:semiHidden="1" w:unhideWhenUsed="1"/>
-    <w:lsdException w:name="Table Colorful 2" w:semiHidden="1" w:unhideWhenUsed="1"/>
-    <w:lsdException w:name="Table Colorful 3" w:semiHidden="1" w:unhideWhenUsed="1"/>
-    <w:lsdException w:name="Table Columns 1" w:semiHidden="1" w:unhideWhenUsed="1"/>
-    <w:lsdException w:name="Table Columns 2" w:semiHidden="1" w:unhideWhenUsed="1"/>
-    <w:lsdException w:name="Table Columns 3" w:semiHidden="1" w:unhideWhenUsed="1"/>
-    <w:lsdException w:name="Table Columns 4" w:semiHidden="1" w:unhideWhenUsed="1"/>
-    <w:lsdException w:name="Table Columns 5" w:semiHidden="1" w:unhideWhenUsed="1"/>
-    <w:lsdException w:name="Table Grid 1" w:semiHidden="1" w:unhideWhenUsed="1"/>
-    <w:lsdException w:name="Table Grid 2" w:semiHidden="1" w:unhideWhenUsed="1"/>
-    <w:lsdException w:name="Table Grid 3" w:semiHidden="1" w:unhideWhenUsed="1"/>
-    <w:lsdException w:name="Table Grid 4" w:semiHidden="1" w:unhideWhenUsed="1"/>
-    <w:lsdException w:name="Table Grid 5" w:semiHidden="1" w:unhideWhenUsed="1"/>
-    <w:lsdException w:name="Table Grid 6" w:semiHidden="1" w:unhideWhenUsed="1"/>
-    <w:lsdException w:name="Table Grid 7" w:semiHidden="1" w:unhideWhenUsed="1"/>
-    <w:lsdException w:name="Table Grid 8" w:semiHidden="1" w:unhideWhenUsed="1"/>
-    <w:lsdException w:name="Table List 1" w:semiHidden="1" w:unhideWhenUsed="1"/>
-    <w:lsdException w:name="Table List 2" w:semiHidden="1" w:unhideWhenUsed="1"/>
-    <w:lsdException w:name="Table List 3" w:semiHidden="1" w:unhideWhenUsed="1"/>
-    <w:lsdException w:name="Table List 4" w:semiHidden="1" w:unhideWhenUsed="1"/>
-    <w:lsdException w:name="Table List 5" w:semiHidden="1" w:unhideWhenUsed="1"/>
-    <w:lsdException w:name="Table List 6" w:semiHidden="1" w:unhideWhenUsed="1"/>
-    <w:lsdException w:name="Table List 7" w:semiHidden="1" w:unhideWhenUsed="1"/>
-    <w:lsdException w:name="Table List 8" w:semiHidden="1" w:unhideWhenUsed="1"/>
-    <w:lsdException w:name="Table 3D effects 1" w:semiHidden="1" w:unhideWhenUsed="1"/>
-    <w:lsdException w:name="Table 3D effects 2" w:semiHidden="1" w:unhideWhenUsed="1"/>
-    <w:lsdException w:name="Table 3D effects 3" w:semiHidden="1" w:unhideWhenUsed="1"/>
-    <w:lsdException w:name="Table Contemporary" w:semiHidden="1" w:unhideWhenUsed="1"/>
-    <w:lsdException w:name="Table Elegant" w:semiHidden="1" w:unhideWhenUsed="1"/>
-    <w:lsdException w:name="Table Professional" w:semiHidden="1" w:unhideWhenUsed="1"/>
-    <w:lsdException w:name="Table Subtle 1" w:semiHidden="1" w:unhideWhenUsed="1"/>
-    <w:lsdException w:name="Table Subtle 2" w:semiHidden="1" w:unhideWhenUsed="1"/>
-    <w:lsdException w:name="Table Web 1" w:semiHidden="1" w:unhideWhenUsed="1"/>
-    <w:lsdException w:name="Table Web 2" w:semiHidden="1" w:unhideWhenUsed="1"/>
-    <w:lsdException w:name="Table Web 3" w:semiHidden="1" w:unhideWhenUsed="1"/>
-    <w:lsdException w:name="Balloon Text" w:semiHidden="1" w:unhideWhenUsed="1"/>
-    <w:lsdException w:name="Table Grid" w:uiPriority="59"/>
-    <w:lsdException w:name="Table Theme" w:semiHidden="1" w:unhideWhenUsed="1"/>
-    <w:lsdException w:name="Placeholder Text" w:semiHidden="1"/>
-    <w:lsdException w:name="No Spacing" w:uiPriority="1" w:qFormat="1"/>
-    <w:lsdException w:name="Light Shading" w:uiPriority="60"/>
-    <w:lsdException w:name="Light List" w:uiPriority="61"/>
-    <w:lsdException w:name="Light Grid" w:uiPriority="62"/>
-    <w:lsdException w:name="Medium Shading 1" w:uiPriority="63"/>
-    <w:lsdException w:name="Medium Shading 2" w:uiPriority="64"/>
-    <w:lsdException w:name="Medium List 1" w:uiPriority="65"/>
-    <w:lsdException w:name="Medium List 2" w:uiPriority="66"/>
-    <w:lsdException w:name="Medium Grid 1" w:uiPriority="67"/>
-    <w:lsdException w:name="Medium Grid 2" w:uiPriority="68"/>
-    <w:lsdException w:name="Medium Grid 3" w:uiPriority="69"/>
-    <w:lsdException w:name="Dark List" w:uiPriority="70"/>
-    <w:lsdException w:name="Colorful Shading" w:uiPriority="71"/>
-    <w:lsdException w:name="Colorful List" w:uiPriority="72"/>
-    <w:lsdException w:name="Colorful Grid" w:uiPriority="73"/>
-    <w:lsdException w:name="Light Shading Accent 1" w:uiPriority="60"/>
-    <w:lsdException w:name="Light List Accent 1" w:uiPriority="61"/>
-    <w:lsdException w:name="Light Grid Accent 1" w:uiPriority="62"/>
-    <w:lsdException w:name="Medium Shading 1 Accent 1" w:uiPriority="63"/>
-    <w:lsdException w:name="Medium Shading 2 Accent 1" w:uiPriority="64"/>
-    <w:lsdException w:name="Medium List 1 Accent 1" w:uiPriority="65"/>
-    <w:lsdException w:name="Revision" w:semiHidden="1"/>
-    <w:lsdException w:name="List Paragraph" w:uiPriority="34" w:qFormat="1"/>
-    <w:lsdException w:name="Quote" w:uiPriority="29" w:qFormat="1"/>
-    <w:lsdException w:name="Intense Quote" w:uiPriority="30" w:qFormat="1"/>
-    <w:lsdException w:name="Medium List 2 Accent 1" w:uiPriority="66"/>
-    <w:lsdException w:name="Medium Grid 1 Accent 1" w:uiPriority="67"/>
-    <w:lsdException w:name="Medium Grid 2 Accent 1" w:uiPriority="68"/>
-    <w:lsdException w:name="Medium Grid 3 Accent 1" w:uiPriority="69"/>
-    <w:lsdException w:name="Dark List Accent 1" w:uiPriority="70"/>
-    <w:lsdException w:name="Colorful Shading Accent 1" w:uiPriority="71"/>
-    <w:lsdException w:name="Colorful List Accent 1" w:uiPriority="72"/>
-    <w:lsdException w:name="Colorful Grid Accent 1" w:uiPriority="73"/>
-    <w:lsdException w:name="Light Shading Accent 2" w:uiPriority="60"/>
-    <w:lsdException w:name="Light List Accent 2" w:uiPriority="61"/>
-    <w:lsdException w:name="Light Grid Accent 2" w:uiPriority="62"/>
-    <w:lsdException w:name="Medium Shading 1 Accent 2" w:uiPriority="63"/>
-    <w:lsdException w:name="Medium Shading 2 Accent 2" w:uiPriority="64"/>
-    <w:lsdException w:name="Medium List 1 Accent 2" w:uiPriority="65"/>
-    <w:lsdException w:name="Medium List 2 Accent 2" w:uiPriority="66"/>
-    <w:lsdException w:name="Medium Grid 1 Accent 2" w:uiPriority="67"/>
-    <w:lsdException w:name="Medium Grid 2 Accent 2" w:uiPriority="68"/>
-    <w:lsdException w:name="Medium Grid 3 Accent 2" w:uiPriority="69"/>
-    <w:lsdException w:name="Dark List Accent 2" w:uiPriority="70"/>
-    <w:lsdException w:name="Colorful Shading Accent 2" w:uiPriority="71"/>
-    <w:lsdException w:name="Colorful List Accent 2" w:uiPriority="72"/>
-    <w:lsdException w:name="Colorful Grid Accent 2" w:uiPriority="73"/>
-    <w:lsdException w:name="Light Shading Accent 3" w:uiPriority="60"/>
-    <w:lsdException w:name="Light List Accent 3" w:uiPriority="61"/>
-    <w:lsdException w:name="Light Grid Accent 3" w:uiPriority="62"/>
-    <w:lsdException w:name="Medium Shading 1 Accent 3" w:uiPriority="63"/>
-    <w:lsdException w:name="Medium Shading 2 Accent 3" w:uiPriority="64"/>
-    <w:lsdException w:name="Medium List 1 Accent 3" w:uiPriority="65"/>
-    <w:lsdException w:name="Medium List 2 Accent 3" w:uiPriority="66"/>
-    <w:lsdException w:name="Medium Grid 1 Accent 3" w:uiPriority="67"/>
-    <w:lsdException w:name="Medium Grid 2 Accent 3" w:uiPriority="68"/>
-    <w:lsdException w:name="Medium Grid 3 Accent 3" w:uiPriority="69"/>
-    <w:lsdException w:name="Dark List Accent 3" w:uiPriority="70"/>
-    <w:lsdException w:name="Colorful Shading Accent 3" w:uiPriority="71"/>
-    <w:lsdException w:name="Colorful List Accent 3" w:uiPriority="72"/>
-    <w:lsdException w:name="Colorful Grid Accent 3" w:uiPriority="73"/>
-    <w:lsdException w:name="Light Shading Accent 4" w:uiPriority="60"/>
-    <w:lsdException w:name="Light List Accent 4" w:uiPriority="61"/>
-    <w:lsdException w:name="Light Grid Accent 4" w:uiPriority="62"/>
-    <w:lsdException w:name="Medium Shading 1 Accent 4" w:uiPriority="63"/>
-    <w:lsdException w:name="Medium Shading 2 Accent 4" w:uiPriority="64"/>
-    <w:lsdException w:name="Medium List 1 Accent 4" w:uiPriority="65"/>
-    <w:lsdException w:name="Medium List 2 Accent 4" w:uiPriority="66"/>
-    <w:lsdException w:name="Medium Grid 1 Accent 4" w:uiPriority="67"/>
-    <w:lsdException w:name="Medium Grid 2 Accent 4" w:uiPriority="68"/>
-    <w:lsdException w:name="Medium Grid 3 Accent 4" w:uiPriority="69"/>
-    <w:lsdException w:name="Dark List Accent 4" w:uiPriority="70"/>
-    <w:lsdException w:name="Colorful Shading Accent 4" w:uiPriority="71"/>
-    <w:lsdException w:name="Colorful List Accent 4" w:uiPriority="72"/>
-    <w:lsdException w:name="Colorful Grid Accent 4" w:uiPriority="73"/>
-    <w:lsdException w:name="Light Shading Accent 5" w:uiPriority="60"/>
-    <w:lsdException w:name="Light List Accent 5" w:uiPriority="61"/>
-    <w:lsdException w:name="Light Grid Accent 5" w:uiPriority="62"/>
-    <w:lsdException w:name="Medium Shading 1 Accent 5" w:uiPriority="63"/>
-    <w:lsdException w:name="Medium Shading 2 Accent 5" w:uiPriority="64"/>
-    <w:lsdException w:name="Medium List 1 Accent 5" w:uiPriority="65"/>
-    <w:lsdException w:name="Medium List 2 Accent 5" w:uiPriority="66"/>
-    <w:lsdException w:name="Medium Grid 1 Accent 5" w:uiPriority="67"/>
-    <w:lsdException w:name="Medium Grid 2 Accent 5" w:uiPriority="68"/>
-    <w:lsdException w:name="Medium Grid 3 Accent 5" w:uiPriority="69"/>
-    <w:lsdException w:name="Dark List Accent 5" w:uiPriority="70"/>
-    <w:lsdException w:name="Colorful Shading Accent 5" w:uiPriority="71"/>
-    <w:lsdException w:name="Colorful List Accent 5" w:uiPriority="72"/>
-    <w:lsdException w:name="Colorful Grid Accent 5" w:uiPriority="73"/>
-    <w:lsdException w:name="Light Shading Accent 6" w:uiPriority="60"/>
-    <w:lsdException w:name="Light List Accent 6" w:uiPriority="61"/>
-    <w:lsdException w:name="Light Grid Accent 6" w:uiPriority="62"/>
-    <w:lsdException w:name="Medium Shading 1 Accent 6" w:uiPriority="63"/>
-    <w:lsdException w:name="Medium Shading 2 Accent 6" w:uiPriority="64"/>
-    <w:lsdException w:name="Medium List 1 Accent 6" w:uiPriority="65"/>
-    <w:lsdException w:name="Medium List 2 Accent 6" w:uiPriority="66"/>
-    <w:lsdException w:name="Medium Grid 1 Accent 6" w:uiPriority="67"/>
-    <w:lsdException w:name="Medium Grid 2 Accent 6" w:uiPriority="68"/>
-    <w:lsdException w:name="Medium Grid 3 Accent 6" w:uiPriority="69"/>
-    <w:lsdException w:name="Dark List Accent 6" w:uiPriority="70"/>
-    <w:lsdException w:name="Colorful Shading Accent 6" w:uiPriority="71"/>
-    <w:lsdException w:name="Colorful List Accent 6" w:uiPriority="72"/>
-    <w:lsdException w:name="Colorful Grid Accent 6" w:uiPriority="73"/>
-    <w:lsdException w:name="Subtle Emphasis" w:uiPriority="19" w:qFormat="1"/>
-    <w:lsdException w:name="Intense Emphasis" w:uiPriority="21" w:qFormat="1"/>
-    <w:lsdException w:name="Subtle Reference" w:uiPriority="31" w:qFormat="1"/>
-    <w:lsdException w:name="Intense Reference" w:uiPriority="32" w:qFormat="1"/>
-    <w:lsdException w:name="Book Title" w:uiPriority="33" w:qFormat="1"/>
-    <w:lsdException w:name="Bibliography" w:semiHidden="1" w:uiPriority="37" w:unhideWhenUsed="1"/>
-    <w:lsdException w:name="TOC Heading" w:semiHidden="1" w:uiPriority="39" w:unhideWhenUsed="1" w:qFormat="1"/>
-    <w:lsdException w:name="Plain Table 1" w:uiPriority="41"/>
-    <w:lsdException w:name="Plain Table 2" w:uiPriority="42"/>
-    <w:lsdException w:name="Plain Table 3" w:uiPriority="43"/>
-    <w:lsdException w:name="Plain Table 4" w:uiPriority="44"/>
-    <w:lsdException w:name="Plain Table 5" w:uiPriority="45"/>
-    <w:lsdException w:name="Grid Table Light" w:uiPriority="40"/>
-    <w:lsdException w:name="Grid Table 1 Light" w:uiPriority="46"/>
-    <w:lsdException w:name="Grid Table 2" w:uiPriority="47"/>
-    <w:lsdException w:name="Grid Table 3" w:uiPriority="48"/>
-    <w:lsdException w:name="Grid Table 4" w:uiPriority="49"/>
-    <w:lsdException w:name="Grid Table 5 Dark" w:uiPriority="50"/>
-    <w:lsdException w:name="Grid Table 6 Colorful" w:uiPriority="51"/>
-    <w:lsdException w:name="Grid Table 7 Colorful" w:uiPriority="52"/>
-    <w:lsdException w:name="Grid Table 1 Light Accent 1" w:uiPriority="46"/>
-    <w:lsdException w:name="Grid Table 2 Accent 1" w:uiPriority="47"/>
-    <w:lsdException w:name="Grid Table 3 Accent 1" w:uiPriority="48"/>
-    <w:lsdException w:name="Grid Table 4 Accent 1" w:uiPriority="49"/>
-    <w:lsdException w:name="Grid Table 5 Dark Accent 1" w:uiPriority="50"/>
-    <w:lsdException w:name="Grid Table 6 Colorful Accent 1" w:uiPriority="51"/>
-    <w:lsdException w:name="Grid Table 7 Colorful Accent 1" w:uiPriority="52"/>
-    <w:lsdException w:name="Grid Table 1 Light Accent 2" w:uiPriority="46"/>
-    <w:lsdException w:name="Grid Table 2 Accent 2" w:uiPriority="47"/>
-    <w:lsdException w:name="Grid Table 3 Accent 2" w:uiPriority="48"/>
-    <w:lsdException w:name="Grid Table 4 Accent 2" w:uiPriority="49"/>
-    <w:lsdException w:name="Grid Table 5 Dark Accent 2" w:uiPriority="50"/>
-    <w:lsdException w:name="Grid Table 6 Colorful Accent 2" w:uiPriority="51"/>
-    <w:lsdException w:name="Grid Table 7 Colorful Accent 2" w:uiPriority="52"/>
-    <w:lsdException w:name="Grid Table 1 Light Accent 3" w:uiPriority="46"/>
-    <w:lsdException w:name="Grid Table 2 Accent 3" w:uiPriority="47"/>
-    <w:lsdException w:name="Grid Table 3 Accent 3" w:uiPriority="48"/>
-    <w:lsdException w:name="Grid Table 4 Accent 3" w:uiPriority="49"/>
-    <w:lsdException w:name="Grid Table 5 Dark Accent 3" w:uiPriority="50"/>
-    <w:lsdException w:name="Grid Table 6 Colorful Accent 3" w:uiPriority="51"/>
-    <w:lsdException w:name="Grid Table 7 Colorful Accent 3" w:uiPriority="52"/>
-    <w:lsdException w:name="Grid Table 1 Light Accent 4" w:uiPriority="46"/>
-    <w:lsdException w:name="Grid Table 2 Accent 4" w:uiPriority="47"/>
-    <w:lsdException w:name="Grid Table 3 Accent 4" w:uiPriority="48"/>
-    <w:lsdException w:name="Grid Table 4 Accent 4" w:uiPriority="49"/>
-    <w:lsdException w:name="Grid Table 5 Dark Accent 4" w:uiPriority="50"/>
-    <w:lsdException w:name="Grid Table 6 Colorful Accent 4" w:uiPriority="51"/>
-    <w:lsdException w:name="Grid Table 7 Colorful Accent 4" w:uiPriority="52"/>
-    <w:lsdException w:name="Grid Table 1 Light Accent 5" w:uiPriority="46"/>
-    <w:lsdException w:name="Grid Table 2 Accent 5" w:uiPriority="47"/>
-    <w:lsdException w:name="Grid Table 3 Accent 5" w:uiPriority="48"/>
-    <w:lsdException w:name="Grid Table 4 Accent 5" w:uiPriority="49"/>
-    <w:lsdException w:name="Grid Table 5 Dark Accent 5" w:uiPriority="50"/>
-    <w:lsdException w:name="Grid Table 6 Colorful Accent 5" w:uiPriority="51"/>
-    <w:lsdException w:name="Grid Table 7 Colorful Accent 5" w:uiPriority="52"/>
-    <w:lsdException w:name="Grid Table 1 Light Accent 6" w:uiPriority="46"/>
-    <w:lsdException w:name="Grid Table 2 Accent 6" w:uiPriority="47"/>
-    <w:lsdException w:name="Grid Table 3 Accent 6" w:uiPriority="48"/>
-    <w:lsdException w:name="Grid Table 4 Accent 6" w:uiPriority="49"/>
-    <w:lsdException w:name="Grid Table 5 Dark Accent 6" w:uiPriority="50"/>
-    <w:lsdException w:name="Grid Table 6 Colorful Accent 6" w:uiPriority="51"/>
-    <w:lsdException w:name="Grid Table 7 Colorful Accent 6" w:uiPriority="52"/>
-    <w:lsdException w:name="List Table 1 Light" w:uiPriority="46"/>
-    <w:lsdException w:name="List Table 2" w:uiPriority="47"/>
-    <w:lsdException w:name="List Table 3" w:uiPriority="48"/>
-    <w:lsdException w:name="List Table 4" w:uiPriority="49"/>
-    <w:lsdException w:name="List Table 5 Dark" w:uiPriority="50"/>
-    <w:lsdException w:name="List Table 6 Colorful" w:uiPriority="51"/>
-    <w:lsdException w:name="List Table 7 Colorful" w:uiPriority="52"/>
-    <w:lsdException w:name="List Table 1 Light Accent 1" w:uiPriority="46"/>
-    <w:lsdException w:name="List Table 2 Accent 1" w:uiPriority="47"/>
-    <w:lsdException w:name="List Table 3 Accent 1" w:uiPriority="48"/>
-    <w:lsdException w:name="List Table 4 Accent 1" w:uiPriority="49"/>
-    <w:lsdException w:name="List Table 5 Dark Accent 1" w:uiPriority="50"/>
-    <w:lsdException w:name="List Table 6 Colorful Accent 1" w:uiPriority="51"/>
-    <w:lsdException w:name="List Table 7 Colorful Accent 1" w:uiPriority="52"/>
-    <w:lsdException w:name="List Table 1 Light Accent 2" w:uiPriority="46"/>
-    <w:lsdException w:name="List Table 2 Accent 2" w:uiPriority="47"/>
-    <w:lsdException w:name="List Table 3 Accent 2" w:uiPriority="48"/>
-    <w:lsdException w:name="List Table 4 Accent 2" w:uiPriority="49"/>
-    <w:lsdException w:name="List Table 5 Dark Accent 2" w:uiPriority="50"/>
-    <w:lsdException w:name="List Table 6 Colorful Accent 2" w:uiPriority="51"/>
-    <w:lsdException w:name="List Table 7 Colorful Accent 2" w:uiPriority="52"/>
-    <w:lsdException w:name="List Table 1 Light Accent 3" w:uiPriority="46"/>
-    <w:lsdException w:name="List Table 2 Accent 3" w:uiPriority="47"/>
-    <w:lsdException w:name="List Table 3 Accent 3" w:uiPriority="48"/>
-    <w:lsdException w:name="List Table 4 Accent 3" w:uiPriority="49"/>
-    <w:lsdException w:name="List Table 5 Dark Accent 3" w:uiPriority="50"/>
-    <w:lsdException w:name="List Table 6 Colorful Accent 3" w:uiPriority="51"/>
-    <w:lsdException w:name="List Table 7 Colorful Accent 3" w:uiPriority="52"/>
-    <w:lsdException w:name="List Table 1 Light Accent 4" w:uiPriority="46"/>
-    <w:lsdException w:name="List Table 2 Accent 4" w:uiPriority="47"/>
-    <w:lsdException w:name="List Table 3 Accent 4" w:uiPriority="48"/>
-    <w:lsdException w:name="List Table 4 Accent 4" w:uiPriority="49"/>
-    <w:lsdException w:name="List Table 5 Dark Accent 4" w:uiPriority="50"/>
-    <w:lsdException w:name="List Table 6 Colorful Accent 4" w:uiPriority="51"/>
-    <w:lsdException w:name="List Table 7 Colorful Accent 4" w:uiPriority="52"/>
-    <w:lsdException w:name="List Table 1 Light Accent 5" w:uiPriority="46"/>
-    <w:lsdException w:name="List Table 2 Accent 5" w:uiPriority="47"/>
-    <w:lsdException w:name="List Table 3 Accent 5" w:uiPriority="48"/>
-    <w:lsdException w:name="List Table 4 Accent 5" w:uiPriority="49"/>
-    <w:lsdException w:name="List Table 5 Dark Accent 5" w:uiPriority="50"/>
-    <w:lsdException w:name="List Table 6 Colorful Accent 5" w:uiPriority="51"/>
-    <w:lsdException w:name="List Table 7 Colorful Accent 5" w:uiPriority="52"/>
-    <w:lsdException w:name="List Table 1 Light Accent 6" w:uiPriority="46"/>
-    <w:lsdException w:name="List Table 2 Accent 6" w:uiPriority="47"/>
-    <w:lsdException w:name="List Table 3 Accent 6" w:uiPriority="48"/>
-    <w:lsdException w:name="List Table 4 Accent 6" w:uiPriority="49"/>
-    <w:lsdException w:name="List Table 5 Dark Accent 6" w:uiPriority="50"/>
-    <w:lsdException w:name="List Table 6 Colorful Accent 6" w:uiPriority="51"/>
-    <w:lsdException w:name="List Table 7 Colorful Accent 6" w:uiPriority="52"/>
+  <w:latentStyles w:defLockedState="0" w:defUIPriority="99" w:defSemiHidden="1" w:defUnhideWhenUsed="1" w:defQFormat="0" w:count="267">
+    <w:lsdException w:name="Normal" w:semiHidden="0" w:uiPriority="0" w:unhideWhenUsed="0" w:qFormat="1"/>
+    <w:lsdException w:name="heading 1" w:semiHidden="0" w:uiPriority="9" w:unhideWhenUsed="0" w:qFormat="1"/>
+    <w:lsdException w:name="heading 2" w:uiPriority="9" w:qFormat="1"/>
+    <w:lsdException w:name="heading 3" w:uiPriority="9" w:qFormat="1"/>
+    <w:lsdException w:name="heading 4" w:uiPriority="9" w:qFormat="1"/>
+    <w:lsdException w:name="heading 5" w:uiPriority="9" w:qFormat="1"/>
+    <w:lsdException w:name="heading 6" w:uiPriority="9" w:qFormat="1"/>
+    <w:lsdException w:name="heading 7" w:uiPriority="9" w:qFormat="1"/>
+    <w:lsdException w:name="heading 8" w:uiPriority="9" w:qFormat="1"/>
+    <w:lsdException w:name="heading 9" w:uiPriority="9" w:qFormat="1"/>
+    <w:lsdException w:name="toc 1" w:uiPriority="39"/>
+    <w:lsdException w:name="toc 2" w:uiPriority="39"/>
+    <w:lsdException w:name="toc 3" w:uiPriority="39"/>
+    <w:lsdException w:name="toc 4" w:uiPriority="39"/>
+    <w:lsdException w:name="toc 5" w:uiPriority="39"/>
+    <w:lsdException w:name="toc 6" w:uiPriority="39"/>
+    <w:lsdException w:name="toc 7" w:uiPriority="39"/>
+    <w:lsdException w:name="toc 8" w:uiPriority="39"/>
+    <w:lsdException w:name="toc 9" w:uiPriority="39"/>
+    <w:lsdException w:name="caption" w:uiPriority="35" w:qFormat="1"/>
+    <w:lsdException w:name="Title" w:semiHidden="0" w:uiPriority="10" w:unhideWhenUsed="0" w:qFormat="1"/>
+    <w:lsdException w:name="Default Paragraph Font" w:uiPriority="1"/>
+    <w:lsdException w:name="Subtitle" w:semiHidden="0" w:uiPriority="11" w:unhideWhenUsed="0" w:qFormat="1"/>
+    <w:lsdException w:name="Strong" w:semiHidden="0" w:uiPriority="22" w:unhideWhenUsed="0" w:qFormat="1"/>
+    <w:lsdException w:name="Emphasis" w:semiHidden="0" w:uiPriority="20" w:unhideWhenUsed="0" w:qFormat="1"/>
+    <w:lsdException w:name="Table Grid" w:semiHidden="0" w:uiPriority="59" w:unhideWhenUsed="0"/>
+    <w:lsdException w:name="Placeholder Text" w:unhideWhenUsed="0"/>
+    <w:lsdException w:name="No Spacing" w:semiHidden="0" w:uiPriority="1" w:unhideWhenUsed="0" w:qFormat="1"/>
+    <w:lsdException w:name="Light Shading" w:semiHidden="0" w:uiPriority="60" w:unhideWhenUsed="0"/>
+    <w:lsdException w:name="Light List" w:semiHidden="0" w:uiPriority="61" w:unhideWhenUsed="0"/>
+    <w:lsdException w:name="Light Grid" w:semiHidden="0" w:uiPriority="62" w:unhideWhenUsed="0"/>
+    <w:lsdException w:name="Medium Shading 1" w:semiHidden="0" w:uiPriority="63" w:unhideWhenUsed="0"/>
+    <w:lsdException w:name="Medium Shading 2" w:semiHidden="0" w:uiPriority="64" w:unhideWhenUsed="0"/>
+    <w:lsdException w:name="Medium List 1" w:semiHidden="0" w:uiPriority="65" w:unhideWhenUsed="0"/>
+    <w:lsdException w:name="Medium List 2" w:semiHidden="0" w:uiPriority="66" w:unhideWhenUsed="0"/>
+    <w:lsdException w:name="Medium Grid 1" w:semiHidden="0" w:uiPriority="67" w:unhideWhenUsed="0"/>
+    <w:lsdException w:name="Medium Grid 2" w:semiHidden="0" w:uiPriority="68" w:unhideWhenUsed="0"/>
+    <w:lsdException w:name="Medium Grid 3" w:semiHidden="0" w:uiPriority="69" w:unhideWhenUsed="0"/>
+    <w:lsdException w:name="Dark List" w:semiHidden="0" w:uiPriority="70" w:unhideWhenUsed="0"/>
+    <w:lsdException w:name="Colorful Shading" w:semiHidden="0" w:uiPriority="71" w:unhideWhenUsed="0"/>
+    <w:lsdException w:name="Colorful List" w:semiHidden="0" w:uiPriority="72" w:unhideWhenUsed="0"/>
+    <w:lsdException w:name="Colorful Grid" w:semiHidden="0" w:uiPriority="73" w:unhideWhenUsed="0"/>
+    <w:lsdException w:name="Light Shading Accent 1" w:semiHidden="0" w:uiPriority="60" w:unhideWhenUsed="0"/>
+    <w:lsdException w:name="Light List Accent 1" w:semiHidden="0" w:uiPriority="61" w:unhideWhenUsed="0"/>
+    <w:lsdException w:name="Light Grid Accent 1" w:semiHidden="0" w:uiPriority="62" w:unhideWhenUsed="0"/>
+    <w:lsdException w:name="Medium Shading 1 Accent 1" w:semiHidden="0" w:uiPriority="63" w:unhideWhenUsed="0"/>
+    <w:lsdException w:name="Medium Shading 2 Accent 1" w:semiHidden="0" w:uiPriority="64" w:unhideWhenUsed="0"/>
+    <w:lsdException w:name="Medium List 1 Accent 1" w:semiHidden="0" w:uiPriority="65" w:unhideWhenUsed="0"/>
+    <w:lsdException w:name="Revision" w:unhideWhenUsed="0"/>
+    <w:lsdException w:name="List Paragraph" w:semiHidden="0" w:uiPriority="34" w:unhideWhenUsed="0" w:qFormat="1"/>
+    <w:lsdException w:name="Quote" w:semiHidden="0" w:uiPriority="29" w:unhideWhenUsed="0" w:qFormat="1"/>
+    <w:lsdException w:name="Intense Quote" w:semiHidden="0" w:uiPriority="30" w:unhideWhenUsed="0" w:qFormat="1"/>
+    <w:lsdException w:name="Medium List 2 Accent 1" w:semiHidden="0" w:uiPriority="66" w:unhideWhenUsed="0"/>
+    <w:lsdException w:name="Medium Grid 1 Accent 1" w:semiHidden="0" w:uiPriority="67" w:unhideWhenUsed="0"/>
+    <w:lsdException w:name="Medium Grid 2 Accent 1" w:semiHidden="0" w:uiPriority="68" w:unhideWhenUsed="0"/>
+    <w:lsdException w:name="Medium Grid 3 Accent 1" w:semiHidden="0" w:uiPriority="69" w:unhideWhenUsed="0"/>
+    <w:lsdException w:name="Dark List Accent 1" w:semiHidden="0" w:uiPriority="70" w:unhideWhenUsed="0"/>
+    <w:lsdException w:name="Colorful Shading Accent 1" w:semiHidden="0" w:uiPriority="71" w:unhideWhenUsed="0"/>
+    <w:lsdException w:name="Colorful List Accent 1" w:semiHidden="0" w:uiPriority="72" w:unhideWhenUsed="0"/>
+    <w:lsdException w:name="Colorful Grid Accent 1" w:semiHidden="0" w:uiPriority="73" w:unhideWhenUsed="0"/>
+    <w:lsdException w:name="Light Shading Accent 2" w:semiHidden="0" w:uiPriority="60" w:unhideWhenUsed="0"/>
+    <w:lsdException w:name="Light List Accent 2" w:semiHidden="0" w:uiPriority="61" w:unhideWhenUsed="0"/>
+    <w:lsdException w:name="Light Grid Accent 2" w:semiHidden="0" w:uiPriority="62" w:unhideWhenUsed="0"/>
+    <w:lsdException w:name="Medium Shading 1 Accent 2" w:semiHidden="0" w:uiPriority="63" w:unhideWhenUsed="0"/>
+    <w:lsdException w:name="Medium Shading 2 Accent 2" w:semiHidden="0" w:uiPriority="64" w:unhideWhenUsed="0"/>
+    <w:lsdException w:name="Medium List 1 Accent 2" w:semiHidden="0" w:uiPriority="65" w:unhideWhenUsed="0"/>
+    <w:lsdException w:name="Medium List 2 Accent 2" w:semiHidden="0" w:uiPriority="66" w:unhideWhenUsed="0"/>
+    <w:lsdException w:name="Medium Grid 1 Accent 2" w:semiHidden="0" w:uiPriority="67" w:unhideWhenUsed="0"/>
+    <w:lsdException w:name="Medium Grid 2 Accent 2" w:semiHidden="0" w:uiPriority="68" w:unhideWhenUsed="0"/>
+    <w:lsdException w:name="Medium Grid 3 Accent 2" w:semiHidden="0" w:uiPriority="69" w:unhideWhenUsed="0"/>
+    <w:lsdException w:name="Dark List Accent 2" w:semiHidden="0" w:uiPriority="70" w:unhideWhenUsed="0"/>
+    <w:lsdException w:name="Colorful Shading Accent 2" w:semiHidden="0" w:uiPriority="71" w:unhideWhenUsed="0"/>
+    <w:lsdException w:name="Colorful List Accent 2" w:semiHidden="0" w:uiPriority="72" w:unhideWhenUsed="0"/>
+    <w:lsdException w:name="Colorful Grid Accent 2" w:semiHidden="0" w:uiPriority="73" w:unhideWhenUsed="0"/>
+    <w:lsdException w:name="Light Shading Accent 3" w:semiHidden="0" w:uiPriority="60" w:unhideWhenUsed="0"/>
+    <w:lsdException w:name="Light List Accent 3" w:semiHidden="0" w:uiPriority="61" w:unhideWhenUsed="0"/>
+    <w:lsdException w:name="Light Grid Accent 3" w:semiHidden="0" w:uiPriority="62" w:unhideWhenUsed="0"/>
+    <w:lsdException w:name="Medium Shading 1 Accent 3" w:semiHidden="0" w:uiPriority="63" w:unhideWhenUsed="0"/>
+    <w:lsdException w:name="Medium Shading 2 Accent 3" w:semiHidden="0" w:uiPriority="64" w:unhideWhenUsed="0"/>
+    <w:lsdException w:name="Medium List 1 Accent 3" w:semiHidden="0" w:uiPriority="65" w:unhideWhenUsed="0"/>
+    <w:lsdException w:name="Medium List 2 Accent 3" w:semiHidden="0" w:uiPriority="66" w:unhideWhenUsed="0"/>
+    <w:lsdException w:name="Medium Grid 1 Accent 3" w:semiHidden="0" w:uiPriority="67" w:unhideWhenUsed="0"/>
+    <w:lsdException w:name="Medium Grid 2 Accent 3" w:semiHidden="0" w:uiPriority="68" w:unhideWhenUsed="0"/>
+    <w:lsdException w:name="Medium Grid 3 Accent 3" w:semiHidden="0" w:uiPriority="69" w:unhideWhenUsed="0"/>
+    <w:lsdException w:name="Dark List Accent 3" w:semiHidden="0" w:uiPriority="70" w:unhideWhenUsed="0"/>
+    <w:lsdException w:name="Colorful Shading Accent 3" w:semiHidden="0" w:uiPriority="71" w:unhideWhenUsed="0"/>
+    <w:lsdException w:name="Colorful List Accent 3" w:semiHidden="0" w:uiPriority="72" w:unhideWhenUsed="0"/>
+    <w:lsdException w:name="Colorful Grid Accent 3" w:semiHidden="0" w:uiPriority="73" w:unhideWhenUsed="0"/>
+    <w:lsdException w:name="Light Shading Accent 4" w:semiHidden="0" w:uiPriority="60" w:unhideWhenUsed="0"/>
+    <w:lsdException w:name="Light List Accent 4" w:semiHidden="0" w:uiPriority="61" w:unhideWhenUsed="0"/>
+    <w:lsdException w:name="Light Grid Accent 4" w:semiHidden="0" w:uiPriority="62" w:unhideWhenUsed="0"/>
+    <w:lsdException w:name="Medium Shading 1 Accent 4" w:semiHidden="0" w:uiPriority="63" w:unhideWhenUsed="0"/>
+    <w:lsdException w:name="Medium Shading 2 Accent 4" w:semiHidden="0" w:uiPriority="64" w:unhideWhenUsed="0"/>
+    <w:lsdException w:name="Medium List 1 Accent 4" w:semiHidden="0" w:uiPriority="65" w:unhideWhenUsed="0"/>
+    <w:lsdException w:name="Medium List 2 Accent 4" w:semiHidden="0" w:uiPriority="66" w:unhideWhenUsed="0"/>
+    <w:lsdException w:name="Medium Grid 1 Accent 4" w:semiHidden="0" w:uiPriority="67" w:unhideWhenUsed="0"/>
+    <w:lsdException w:name="Medium Grid 2 Accent 4" w:semiHidden="0" w:uiPriority="68" w:unhideWhenUsed="0"/>
+    <w:lsdException w:name="Medium Grid 3 Accent 4" w:semiHidden="0" w:uiPriority="69" w:unhideWhenUsed="0"/>
+    <w:lsdException w:name="Dark List Accent 4" w:semiHidden="0" w:uiPriority="70" w:unhideWhenUsed="0"/>
+    <w:lsdException w:name="Colorful Shading Accent 4" w:semiHidden="0" w:uiPriority="71" w:unhideWhenUsed="0"/>
+    <w:lsdException w:name="Colorful List Accent 4" w:semiHidden="0" w:uiPriority="72" w:unhideWhenUsed="0"/>
+    <w:lsdException w:name="Colorful Grid Accent 4" w:semiHidden="0" w:uiPriority="73" w:unhideWhenUsed="0"/>
+    <w:lsdException w:name="Light Shading Accent 5" w:semiHidden="0" w:uiPriority="60" w:unhideWhenUsed="0"/>
+    <w:lsdException w:name="Light List Accent 5" w:semiHidden="0" w:uiPriority="61" w:unhideWhenUsed="0"/>
+    <w:lsdException w:name="Light Grid Accent 5" w:semiHidden="0" w:uiPriority="62" w:unhideWhenUsed="0"/>
+    <w:lsdException w:name="Medium Shading 1 Accent 5" w:semiHidden="0" w:uiPriority="63" w:unhideWhenUsed="0"/>
+    <w:lsdException w:name="Medium Shading 2 Accent 5" w:semiHidden="0" w:uiPriority="64" w:unhideWhenUsed="0"/>
+    <w:lsdException w:name="Medium List 1 Accent 5" w:semiHidden="0" w:uiPriority="65" w:unhideWhenUsed="0"/>
+    <w:lsdException w:name="Medium List 2 Accent 5" w:semiHidden="0" w:uiPriority="66" w:unhideWhenUsed="0"/>
+    <w:lsdException w:name="Medium Grid 1 Accent 5" w:semiHidden="0" w:uiPriority="67" w:unhideWhenUsed="0"/>
+    <w:lsdException w:name="Medium Grid 2 Accent 5" w:semiHidden="0" w:uiPriority="68" w:unhideWhenUsed="0"/>
+    <w:lsdException w:name="Medium Grid 3 Accent 5" w:semiHidden="0" w:uiPriority="69" w:unhideWhenUsed="0"/>
+    <w:lsdException w:name="Dark List Accent 5" w:semiHidden="0" w:uiPriority="70" w:unhideWhenUsed="0"/>
+    <w:lsdException w:name="Colorful Shading Accent 5" w:semiHidden="0" w:uiPriority="71" w:unhideWhenUsed="0"/>
+    <w:lsdException w:name="Colorful List Accent 5" w:semiHidden="0" w:uiPriority="72" w:unhideWhenUsed="0"/>
+    <w:lsdException w:name="Colorful Grid Accent 5" w:semiHidden="0" w:uiPriority="73" w:unhideWhenUsed="0"/>
+    <w:lsdException w:name="Light Shading Accent 6" w:semiHidden="0" w:uiPriority="60" w:unhideWhenUsed="0"/>
+    <w:lsdException w:name="Light List Accent 6" w:semiHidden="0" w:uiPriority="61" w:unhideWhenUsed="0"/>
+    <w:lsdException w:name="Light Grid Accent 6" w:semiHidden="0" w:uiPriority="62" w:unhideWhenUsed="0"/>
+    <w:lsdException w:name="Medium Shading 1 Accent 6" w:semiHidden="0" w:uiPriority="63" w:unhideWhenUsed="0"/>
+    <w:lsdException w:name="Medium Shading 2 Accent 6" w:semiHidden="0" w:uiPriority="64" w:unhideWhenUsed="0"/>
+    <w:lsdException w:name="Medium List 1 Accent 6" w:semiHidden="0" w:uiPriority="65" w:unhideWhenUsed="0"/>
+    <w:lsdException w:name="Medium List 2 Accent 6" w:semiHidden="0" w:uiPriority="66" w:unhideWhenUsed="0"/>
+    <w:lsdException w:name="Medium Grid 1 Accent 6" w:semiHidden="0" w:uiPriority="67" w:unhideWhenUsed="0"/>
+    <w:lsdException w:name="Medium Grid 2 Accent 6" w:semiHidden="0" w:uiPriority="68" w:unhideWhenUsed="0"/>
+    <w:lsdException w:name="Medium Grid 3 Accent 6" w:semiHidden="0" w:uiPriority="69" w:unhideWhenUsed="0"/>
+    <w:lsdException w:name="Dark List Accent 6" w:semiHidden="0" w:uiPriority="70" w:unhideWhenUsed="0"/>
+    <w:lsdException w:name="Colorful Shading Accent 6" w:semiHidden="0" w:uiPriority="71" w:unhideWhenUsed="0"/>
+    <w:lsdException w:name="Colorful List Accent 6" w:semiHidden="0" w:uiPriority="72" w:unhideWhenUsed="0"/>
+    <w:lsdException w:name="Colorful Grid Accent 6" w:semiHidden="0" w:uiPriority="73" w:unhideWhenUsed="0"/>
+    <w:lsdException w:name="Subtle Emphasis" w:semiHidden="0" w:uiPriority="19" w:unhideWhenUsed="0" w:qFormat="1"/>
+    <w:lsdException w:name="Intense Emphasis" w:semiHidden="0" w:uiPriority="21" w:unhideWhenUsed="0" w:qFormat="1"/>
+    <w:lsdException w:name="Subtle Reference" w:semiHidden="0" w:uiPriority="31" w:unhideWhenUsed="0" w:qFormat="1"/>
+    <w:lsdException w:name="Intense Reference" w:semiHidden="0" w:uiPriority="32" w:unhideWhenUsed="0" w:qFormat="1"/>
+    <w:lsdException w:name="Book Title" w:semiHidden="0" w:uiPriority="33" w:unhideWhenUsed="0" w:qFormat="1"/>
+    <w:lsdException w:name="Bibliography" w:uiPriority="37"/>
+    <w:lsdException w:name="TOC Heading" w:uiPriority="39" w:qFormat="1"/>
   </w:latentStyles>
   <w:style w:type="paragraph" w:default="1" w:styleId="a">
     <w:name w:val="Normal"/>
@@ -2471,6 +2214,7 @@
     <w:uiPriority w:val="99"/>
     <w:semiHidden/>
     <w:unhideWhenUsed/>
+    <w:qFormat/>
     <w:tblPr>
       <w:tblInd w:w="0" w:type="dxa"/>
       <w:tblCellMar>
